--- a/templates/ride.docx
+++ b/templates/ride.docx
@@ -469,7 +469,7 @@
                 <wp:inline distT="0" distB="0" distL="0" distR="0">
                   <wp:extent cx="2381250" cy="323850"/>
                   <wp:effectExtent t="0" r="0" b="0" l="0"/>
-                  <wp:docPr id="1" name="barcode" descr="{d.factura.claveAcceso:barcode(code128)}" title="barcode"/>
+                  <wp:docPr id="1" name="barcode" descr="{d.factura.claveAccesoBarcode}" title="barcode"/>
                   <wp:cNvGraphicFramePr>
                     <a:graphicFrameLocks xmlns:a="http://schemas.openxmlformats.org/drawingml/2006/main" noChangeAspect="1"/>
                   </wp:cNvGraphicFramePr>

--- a/templates/ride.docx
+++ b/templates/ride.docx
@@ -484,51 +484,6 @@
           <w:p>
             <w:r>
               <w:rPr>
-                <w:noProof/>
-              </w:rPr>
-              <w:drawing>
-                <wp:inline distT="0" distB="0" distL="0" distR="0" wp14:anchorId="577E5560" wp14:editId="249E2775">
-                  <wp:extent cx="2381250" cy="323850"/>
-                  <wp:effectExtent l="0" t="0" r="0" b="0"/>
-                  <wp:docPr id="1" name="barcode" descr="{d.factura.claveAccesoBarcode}" title="barcode"/>
-                  <wp:cNvGraphicFramePr>
-                    <a:graphicFrameLocks xmlns:a="http://schemas.openxmlformats.org/drawingml/2006/main" noChangeAspect="1"/>
-                  </wp:cNvGraphicFramePr>
-                  <a:graphic xmlns:a="http://schemas.openxmlformats.org/drawingml/2006/main">
-                    <a:graphicData uri="http://schemas.openxmlformats.org/drawingml/2006/picture">
-                      <pic:pic xmlns:pic="http://schemas.openxmlformats.org/drawingml/2006/picture">
-                        <pic:nvPicPr>
-                          <pic:cNvPr id="0" name=""/>
-                          <pic:cNvPicPr>
-                            <a:picLocks noChangeAspect="1" noChangeArrowheads="1"/>
-                          </pic:cNvPicPr>
-                        </pic:nvPicPr>
-                        <pic:blipFill>
-                          <a:blip r:embed="rId7"/>
-                          <a:srcRect/>
-                          <a:stretch>
-                            <a:fillRect/>
-                          </a:stretch>
-                        </pic:blipFill>
-                        <pic:spPr bwMode="auto">
-                          <a:xfrm>
-                            <a:off x="0" y="0"/>
-                            <a:ext cx="2381250" cy="323850"/>
-                          </a:xfrm>
-                          <a:prstGeom prst="rect">
-                            <a:avLst/>
-                          </a:prstGeom>
-                        </pic:spPr>
-                      </pic:pic>
-                    </a:graphicData>
-                  </a:graphic>
-                </wp:inline>
-              </w:drawing>
-            </w:r>
-          </w:p>
-          <w:p>
-            <w:r>
-              <w:rPr>
                 <w:color w:val="5A5A6E"/>
                 <w:sz w:val="13"/>
                 <w:szCs w:val="13"/>
@@ -539,6 +494,55 @@
         </w:tc>
       </w:tr>
     </w:tbl>
+    <w:p>
+      <w:pPr>
+        <w:jc w:val="center"/>
+        <w:spacing w:before="120" w:after="40"/>
+      </w:pPr>
+      <w:r>
+        <w:rPr>
+          <w:noProof/>
+        </w:rPr>
+        <w:drawing>
+          <wp:inline distT="0" distB="0" distL="0" distR="0" wp14:anchorId="577E5560" wp14:editId="249E2775">
+            <wp:extent cx="5580000" cy="576000"/>
+            <wp:effectExtent l="0" t="0" r="0" b="0"/>
+            <wp:docPr id="1" name="barcode" descr="{d.factura.claveAccesoBarcode}" title="barcode"/>
+            <wp:cNvGraphicFramePr>
+              <a:graphicFrameLocks xmlns:a="http://schemas.openxmlformats.org/drawingml/2006/main" noChangeAspect="1"/>
+            </wp:cNvGraphicFramePr>
+            <a:graphic xmlns:a="http://schemas.openxmlformats.org/drawingml/2006/main">
+              <a:graphicData uri="http://schemas.openxmlformats.org/drawingml/2006/picture">
+                <pic:pic xmlns:pic="http://schemas.openxmlformats.org/drawingml/2006/picture">
+                  <pic:nvPicPr>
+                    <pic:cNvPr id="0" name=""/>
+                    <pic:cNvPicPr>
+                      <a:picLocks noChangeAspect="1" noChangeArrowheads="1"/>
+                    </pic:cNvPicPr>
+                  </pic:nvPicPr>
+                  <pic:blipFill>
+                    <a:blip r:embed="rId7"/>
+                    <a:srcRect/>
+                    <a:stretch>
+                      <a:fillRect/>
+                    </a:stretch>
+                  </pic:blipFill>
+                  <pic:spPr bwMode="auto">
+                    <a:xfrm>
+                      <a:off x="0" y="0"/>
+                      <a:ext cx="5580000" cy="576000"/>
+                    </a:xfrm>
+                    <a:prstGeom prst="rect">
+                      <a:avLst/>
+                    </a:prstGeom>
+                  </pic:spPr>
+                </pic:pic>
+              </a:graphicData>
+            </a:graphic>
+          </wp:inline>
+        </w:drawing>
+      </w:r>
+    </w:p>
     <w:p>
       <w:pPr>
         <w:keepNext/>
